--- a/Capitulo000_Documento/02_GuiaEjercicios/Cohorte06/TP_Evaluacion03_Modulo02_JavaScript.docx
+++ b/Capitulo000_Documento/02_GuiaEjercicios/Cohorte06/TP_Evaluacion03_Modulo02_JavaScript.docx
@@ -1,6 +1,6 @@
 
 <file path=word/document.xml><?xml version="1.0" encoding="utf-8"?>
-<w:document xmlns:wpc="http://schemas.microsoft.com/office/word/2010/wordprocessingCanvas" xmlns:cx="http://schemas.microsoft.com/office/drawing/2014/chartex" xmlns:cx1="http://schemas.microsoft.com/office/drawing/2015/9/8/chartex" xmlns:mc="http://schemas.openxmlformats.org/markup-compatibility/2006" xmlns:o="urn:schemas-microsoft-com:office:office" xmlns:r="http://schemas.openxmlformats.org/officeDocument/2006/relationships" xmlns:m="http://schemas.openxmlformats.org/officeDocument/2006/math" xmlns:v="urn:schemas-microsoft-com:vml" xmlns:wp14="http://schemas.microsoft.com/office/word/2010/wordprocessingDrawing" xmlns:wp="http://schemas.openxmlformats.org/drawingml/2006/wordprocessingDrawing" xmlns:w10="urn:schemas-microsoft-com:office:word" xmlns:w="http://schemas.openxmlformats.org/wordprocessingml/2006/main" xmlns:w14="http://schemas.microsoft.com/office/word/2010/wordml" xmlns:w15="http://schemas.microsoft.com/office/word/2012/wordml" xmlns:w16se="http://schemas.microsoft.com/office/word/2015/wordml/symex" xmlns:wpg="http://schemas.microsoft.com/office/word/2010/wordprocessingGroup" xmlns:wpi="http://schemas.microsoft.com/office/word/2010/wordprocessingInk" xmlns:wne="http://schemas.microsoft.com/office/word/2006/wordml" xmlns:wps="http://schemas.microsoft.com/office/word/2010/wordprocessingShape" mc:Ignorable="w14 w15 w16se wp14">
+<w:document xmlns:wpc="http://schemas.microsoft.com/office/word/2010/wordprocessingCanvas" xmlns:cx="http://schemas.microsoft.com/office/drawing/2014/chartex" xmlns:cx1="http://schemas.microsoft.com/office/drawing/2015/9/8/chartex" xmlns:cx2="http://schemas.microsoft.com/office/drawing/2015/10/21/chartex" xmlns:cx3="http://schemas.microsoft.com/office/drawing/2016/5/9/chartex" xmlns:cx4="http://schemas.microsoft.com/office/drawing/2016/5/10/chartex" xmlns:cx5="http://schemas.microsoft.com/office/drawing/2016/5/11/chartex" xmlns:cx6="http://schemas.microsoft.com/office/drawing/2016/5/12/chartex" xmlns:cx7="http://schemas.microsoft.com/office/drawing/2016/5/13/chartex" xmlns:cx8="http://schemas.microsoft.com/office/drawing/2016/5/14/chartex" xmlns:mc="http://schemas.openxmlformats.org/markup-compatibility/2006" xmlns:aink="http://schemas.microsoft.com/office/drawing/2016/ink" xmlns:am3d="http://schemas.microsoft.com/office/drawing/2017/model3d" xmlns:o="urn:schemas-microsoft-com:office:office" xmlns:oel="http://schemas.microsoft.com/office/2019/extlst" xmlns:r="http://schemas.openxmlformats.org/officeDocument/2006/relationships" xmlns:m="http://schemas.openxmlformats.org/officeDocument/2006/math" xmlns:v="urn:schemas-microsoft-com:vml" xmlns:wp14="http://schemas.microsoft.com/office/word/2010/wordprocessingDrawing" xmlns:wp="http://schemas.openxmlformats.org/drawingml/2006/wordprocessingDrawing" xmlns:w10="urn:schemas-microsoft-com:office:word" xmlns:w="http://schemas.openxmlformats.org/wordprocessingml/2006/main" xmlns:w14="http://schemas.microsoft.com/office/word/2010/wordml" xmlns:w15="http://schemas.microsoft.com/office/word/2012/wordml" xmlns:w16cex="http://schemas.microsoft.com/office/word/2018/wordml/cex" xmlns:w16cid="http://schemas.microsoft.com/office/word/2016/wordml/cid" xmlns:w16="http://schemas.microsoft.com/office/word/2018/wordml" xmlns:w16du="http://schemas.microsoft.com/office/word/2023/wordml/word16du" xmlns:w16sdtdh="http://schemas.microsoft.com/office/word/2020/wordml/sdtdatahash" xmlns:w16sdtfl="http://schemas.microsoft.com/office/word/2024/wordml/sdtformatlock" xmlns:w16se="http://schemas.microsoft.com/office/word/2015/wordml/symex" xmlns:wpg="http://schemas.microsoft.com/office/word/2010/wordprocessingGroup" xmlns:wpi="http://schemas.microsoft.com/office/word/2010/wordprocessingInk" xmlns:wne="http://schemas.microsoft.com/office/word/2006/wordml" xmlns:wps="http://schemas.microsoft.com/office/word/2010/wordprocessingShape" mc:Ignorable="w14 w15 w16se w16cid w16 w16cex w16sdtdh w16sdtfl w16du wp14">
   <w:body>
     <w:p>
       <w:pPr>
@@ -286,7 +286,6 @@
         </w:numPr>
         <w:spacing w:after="0" w:line="240" w:lineRule="auto"/>
       </w:pPr>
-      <w:bookmarkStart w:id="0" w:name="_GoBack"/>
       <w:r>
         <w:t xml:space="preserve">Persistir el estado de la aplicación en el navegador utilizando </w:t>
       </w:r>
@@ -302,9 +301,18 @@
     <w:p>
       <w:pPr>
         <w:pStyle w:val="Prrafodelista"/>
-      </w:pPr>
-    </w:p>
-    <w:bookmarkEnd w:id="0"/>
+        <w:spacing w:after="0" w:line="240" w:lineRule="auto"/>
+        <w:ind w:left="1080"/>
+      </w:pPr>
+      <w:r>
+        <w:t>Nota: puede realizar un botón de guardar y otro de recuperar.</w:t>
+      </w:r>
+    </w:p>
+    <w:p>
+      <w:pPr>
+        <w:pStyle w:val="Prrafodelista"/>
+      </w:pPr>
+    </w:p>
     <w:p>
       <w:pPr>
         <w:pStyle w:val="Prrafodelista"/>
@@ -1552,12 +1560,17 @@
         <w:t xml:space="preserve">), </w:t>
       </w:r>
       <w:proofErr w:type="spellStart"/>
+      <w:proofErr w:type="gramStart"/>
       <w:r>
         <w:t>split</w:t>
       </w:r>
       <w:proofErr w:type="spellEnd"/>
       <w:r>
-        <w:t>() o expresiones regulares.</w:t>
+        <w:t>(</w:t>
+      </w:r>
+      <w:proofErr w:type="gramEnd"/>
+      <w:r>
+        <w:t>) o expresiones regulares.</w:t>
       </w:r>
     </w:p>
     <w:p>
@@ -1676,12 +1689,17 @@
         <w:t xml:space="preserve">), </w:t>
       </w:r>
       <w:proofErr w:type="spellStart"/>
+      <w:proofErr w:type="gramStart"/>
       <w:r>
         <w:t>split</w:t>
       </w:r>
       <w:proofErr w:type="spellEnd"/>
       <w:r>
-        <w:t>() o expresiones regulares.</w:t>
+        <w:t>(</w:t>
+      </w:r>
+      <w:proofErr w:type="gramEnd"/>
+      <w:r>
+        <w:t>) o expresiones regulares.</w:t>
       </w:r>
     </w:p>
     <w:p>
@@ -1783,12 +1801,17 @@
         <w:t xml:space="preserve">) o </w:t>
       </w:r>
       <w:proofErr w:type="spellStart"/>
+      <w:proofErr w:type="gramStart"/>
       <w:r>
         <w:t>indexOf</w:t>
       </w:r>
       <w:proofErr w:type="spellEnd"/>
       <w:r>
-        <w:t>().</w:t>
+        <w:t>(</w:t>
+      </w:r>
+      <w:proofErr w:type="gramEnd"/>
+      <w:r>
+        <w:t>).</w:t>
       </w:r>
     </w:p>
     <w:p>
@@ -2146,7 +2169,7 @@
 </file>
 
 <file path=word/endnotes.xml><?xml version="1.0" encoding="utf-8"?>
-<w:endnotes xmlns:wpc="http://schemas.microsoft.com/office/word/2010/wordprocessingCanvas" xmlns:cx="http://schemas.microsoft.com/office/drawing/2014/chartex" xmlns:cx1="http://schemas.microsoft.com/office/drawing/2015/9/8/chartex" xmlns:mc="http://schemas.openxmlformats.org/markup-compatibility/2006" xmlns:o="urn:schemas-microsoft-com:office:office" xmlns:r="http://schemas.openxmlformats.org/officeDocument/2006/relationships" xmlns:m="http://schemas.openxmlformats.org/officeDocument/2006/math" xmlns:v="urn:schemas-microsoft-com:vml" xmlns:wp14="http://schemas.microsoft.com/office/word/2010/wordprocessingDrawing" xmlns:wp="http://schemas.openxmlformats.org/drawingml/2006/wordprocessingDrawing" xmlns:w10="urn:schemas-microsoft-com:office:word" xmlns:w="http://schemas.openxmlformats.org/wordprocessingml/2006/main" xmlns:w14="http://schemas.microsoft.com/office/word/2010/wordml" xmlns:w15="http://schemas.microsoft.com/office/word/2012/wordml" xmlns:w16se="http://schemas.microsoft.com/office/word/2015/wordml/symex" xmlns:wpg="http://schemas.microsoft.com/office/word/2010/wordprocessingGroup" xmlns:wpi="http://schemas.microsoft.com/office/word/2010/wordprocessingInk" xmlns:wne="http://schemas.microsoft.com/office/word/2006/wordml" xmlns:wps="http://schemas.microsoft.com/office/word/2010/wordprocessingShape" mc:Ignorable="w14 w15 w16se wp14">
+<w:endnotes xmlns:wpc="http://schemas.microsoft.com/office/word/2010/wordprocessingCanvas" xmlns:cx="http://schemas.microsoft.com/office/drawing/2014/chartex" xmlns:cx1="http://schemas.microsoft.com/office/drawing/2015/9/8/chartex" xmlns:cx2="http://schemas.microsoft.com/office/drawing/2015/10/21/chartex" xmlns:cx3="http://schemas.microsoft.com/office/drawing/2016/5/9/chartex" xmlns:cx4="http://schemas.microsoft.com/office/drawing/2016/5/10/chartex" xmlns:cx5="http://schemas.microsoft.com/office/drawing/2016/5/11/chartex" xmlns:cx6="http://schemas.microsoft.com/office/drawing/2016/5/12/chartex" xmlns:cx7="http://schemas.microsoft.com/office/drawing/2016/5/13/chartex" xmlns:cx8="http://schemas.microsoft.com/office/drawing/2016/5/14/chartex" xmlns:mc="http://schemas.openxmlformats.org/markup-compatibility/2006" xmlns:aink="http://schemas.microsoft.com/office/drawing/2016/ink" xmlns:am3d="http://schemas.microsoft.com/office/drawing/2017/model3d" xmlns:o="urn:schemas-microsoft-com:office:office" xmlns:oel="http://schemas.microsoft.com/office/2019/extlst" xmlns:r="http://schemas.openxmlformats.org/officeDocument/2006/relationships" xmlns:m="http://schemas.openxmlformats.org/officeDocument/2006/math" xmlns:v="urn:schemas-microsoft-com:vml" xmlns:wp14="http://schemas.microsoft.com/office/word/2010/wordprocessingDrawing" xmlns:wp="http://schemas.openxmlformats.org/drawingml/2006/wordprocessingDrawing" xmlns:w10="urn:schemas-microsoft-com:office:word" xmlns:w="http://schemas.openxmlformats.org/wordprocessingml/2006/main" xmlns:w14="http://schemas.microsoft.com/office/word/2010/wordml" xmlns:w15="http://schemas.microsoft.com/office/word/2012/wordml" xmlns:w16cex="http://schemas.microsoft.com/office/word/2018/wordml/cex" xmlns:w16cid="http://schemas.microsoft.com/office/word/2016/wordml/cid" xmlns:w16="http://schemas.microsoft.com/office/word/2018/wordml" xmlns:w16du="http://schemas.microsoft.com/office/word/2023/wordml/word16du" xmlns:w16sdtdh="http://schemas.microsoft.com/office/word/2020/wordml/sdtdatahash" xmlns:w16sdtfl="http://schemas.microsoft.com/office/word/2024/wordml/sdtformatlock" xmlns:w16se="http://schemas.microsoft.com/office/word/2015/wordml/symex" xmlns:wpg="http://schemas.microsoft.com/office/word/2010/wordprocessingGroup" xmlns:wpi="http://schemas.microsoft.com/office/word/2010/wordprocessingInk" xmlns:wne="http://schemas.microsoft.com/office/word/2006/wordml" xmlns:wps="http://schemas.microsoft.com/office/word/2010/wordprocessingShape" mc:Ignorable="w14 w15 w16se w16cid w16 w16cex w16sdtdh w16sdtfl w16du wp14">
   <w:endnote w:type="separator" w:id="-1">
     <w:p>
       <w:pPr>
@@ -2171,7 +2194,7 @@
 </file>
 
 <file path=word/footnotes.xml><?xml version="1.0" encoding="utf-8"?>
-<w:footnotes xmlns:wpc="http://schemas.microsoft.com/office/word/2010/wordprocessingCanvas" xmlns:cx="http://schemas.microsoft.com/office/drawing/2014/chartex" xmlns:cx1="http://schemas.microsoft.com/office/drawing/2015/9/8/chartex" xmlns:mc="http://schemas.openxmlformats.org/markup-compatibility/2006" xmlns:o="urn:schemas-microsoft-com:office:office" xmlns:r="http://schemas.openxmlformats.org/officeDocument/2006/relationships" xmlns:m="http://schemas.openxmlformats.org/officeDocument/2006/math" xmlns:v="urn:schemas-microsoft-com:vml" xmlns:wp14="http://schemas.microsoft.com/office/word/2010/wordprocessingDrawing" xmlns:wp="http://schemas.openxmlformats.org/drawingml/2006/wordprocessingDrawing" xmlns:w10="urn:schemas-microsoft-com:office:word" xmlns:w="http://schemas.openxmlformats.org/wordprocessingml/2006/main" xmlns:w14="http://schemas.microsoft.com/office/word/2010/wordml" xmlns:w15="http://schemas.microsoft.com/office/word/2012/wordml" xmlns:w16se="http://schemas.microsoft.com/office/word/2015/wordml/symex" xmlns:wpg="http://schemas.microsoft.com/office/word/2010/wordprocessingGroup" xmlns:wpi="http://schemas.microsoft.com/office/word/2010/wordprocessingInk" xmlns:wne="http://schemas.microsoft.com/office/word/2006/wordml" xmlns:wps="http://schemas.microsoft.com/office/word/2010/wordprocessingShape" mc:Ignorable="w14 w15 w16se wp14">
+<w:footnotes xmlns:wpc="http://schemas.microsoft.com/office/word/2010/wordprocessingCanvas" xmlns:cx="http://schemas.microsoft.com/office/drawing/2014/chartex" xmlns:cx1="http://schemas.microsoft.com/office/drawing/2015/9/8/chartex" xmlns:cx2="http://schemas.microsoft.com/office/drawing/2015/10/21/chartex" xmlns:cx3="http://schemas.microsoft.com/office/drawing/2016/5/9/chartex" xmlns:cx4="http://schemas.microsoft.com/office/drawing/2016/5/10/chartex" xmlns:cx5="http://schemas.microsoft.com/office/drawing/2016/5/11/chartex" xmlns:cx6="http://schemas.microsoft.com/office/drawing/2016/5/12/chartex" xmlns:cx7="http://schemas.microsoft.com/office/drawing/2016/5/13/chartex" xmlns:cx8="http://schemas.microsoft.com/office/drawing/2016/5/14/chartex" xmlns:mc="http://schemas.openxmlformats.org/markup-compatibility/2006" xmlns:aink="http://schemas.microsoft.com/office/drawing/2016/ink" xmlns:am3d="http://schemas.microsoft.com/office/drawing/2017/model3d" xmlns:o="urn:schemas-microsoft-com:office:office" xmlns:oel="http://schemas.microsoft.com/office/2019/extlst" xmlns:r="http://schemas.openxmlformats.org/officeDocument/2006/relationships" xmlns:m="http://schemas.openxmlformats.org/officeDocument/2006/math" xmlns:v="urn:schemas-microsoft-com:vml" xmlns:wp14="http://schemas.microsoft.com/office/word/2010/wordprocessingDrawing" xmlns:wp="http://schemas.openxmlformats.org/drawingml/2006/wordprocessingDrawing" xmlns:w10="urn:schemas-microsoft-com:office:word" xmlns:w="http://schemas.openxmlformats.org/wordprocessingml/2006/main" xmlns:w14="http://schemas.microsoft.com/office/word/2010/wordml" xmlns:w15="http://schemas.microsoft.com/office/word/2012/wordml" xmlns:w16cex="http://schemas.microsoft.com/office/word/2018/wordml/cex" xmlns:w16cid="http://schemas.microsoft.com/office/word/2016/wordml/cid" xmlns:w16="http://schemas.microsoft.com/office/word/2018/wordml" xmlns:w16du="http://schemas.microsoft.com/office/word/2023/wordml/word16du" xmlns:w16sdtdh="http://schemas.microsoft.com/office/word/2020/wordml/sdtdatahash" xmlns:w16sdtfl="http://schemas.microsoft.com/office/word/2024/wordml/sdtformatlock" xmlns:w16se="http://schemas.microsoft.com/office/word/2015/wordml/symex" xmlns:wpg="http://schemas.microsoft.com/office/word/2010/wordprocessingGroup" xmlns:wpi="http://schemas.microsoft.com/office/word/2010/wordprocessingInk" xmlns:wne="http://schemas.microsoft.com/office/word/2006/wordml" xmlns:wps="http://schemas.microsoft.com/office/word/2010/wordprocessingShape" mc:Ignorable="w14 w15 w16se w16cid w16 w16cex w16sdtdh w16sdtfl w16du wp14">
   <w:footnote w:type="separator" w:id="-1">
     <w:p>
       <w:pPr>
@@ -2196,7 +2219,7 @@
 </file>
 
 <file path=word/header1.xml><?xml version="1.0" encoding="utf-8"?>
-<w:hdr xmlns:wpc="http://schemas.microsoft.com/office/word/2010/wordprocessingCanvas" xmlns:cx="http://schemas.microsoft.com/office/drawing/2014/chartex" xmlns:cx1="http://schemas.microsoft.com/office/drawing/2015/9/8/chartex" xmlns:mc="http://schemas.openxmlformats.org/markup-compatibility/2006" xmlns:o="urn:schemas-microsoft-com:office:office" xmlns:r="http://schemas.openxmlformats.org/officeDocument/2006/relationships" xmlns:m="http://schemas.openxmlformats.org/officeDocument/2006/math" xmlns:v="urn:schemas-microsoft-com:vml" xmlns:wp14="http://schemas.microsoft.com/office/word/2010/wordprocessingDrawing" xmlns:wp="http://schemas.openxmlformats.org/drawingml/2006/wordprocessingDrawing" xmlns:w10="urn:schemas-microsoft-com:office:word" xmlns:w="http://schemas.openxmlformats.org/wordprocessingml/2006/main" xmlns:w14="http://schemas.microsoft.com/office/word/2010/wordml" xmlns:w15="http://schemas.microsoft.com/office/word/2012/wordml" xmlns:w16se="http://schemas.microsoft.com/office/word/2015/wordml/symex" xmlns:wpg="http://schemas.microsoft.com/office/word/2010/wordprocessingGroup" xmlns:wpi="http://schemas.microsoft.com/office/word/2010/wordprocessingInk" xmlns:wne="http://schemas.microsoft.com/office/word/2006/wordml" xmlns:wps="http://schemas.microsoft.com/office/word/2010/wordprocessingShape" mc:Ignorable="w14 w15 w16se wp14">
+<w:hdr xmlns:wpc="http://schemas.microsoft.com/office/word/2010/wordprocessingCanvas" xmlns:cx="http://schemas.microsoft.com/office/drawing/2014/chartex" xmlns:cx1="http://schemas.microsoft.com/office/drawing/2015/9/8/chartex" xmlns:cx2="http://schemas.microsoft.com/office/drawing/2015/10/21/chartex" xmlns:cx3="http://schemas.microsoft.com/office/drawing/2016/5/9/chartex" xmlns:cx4="http://schemas.microsoft.com/office/drawing/2016/5/10/chartex" xmlns:cx5="http://schemas.microsoft.com/office/drawing/2016/5/11/chartex" xmlns:cx6="http://schemas.microsoft.com/office/drawing/2016/5/12/chartex" xmlns:cx7="http://schemas.microsoft.com/office/drawing/2016/5/13/chartex" xmlns:cx8="http://schemas.microsoft.com/office/drawing/2016/5/14/chartex" xmlns:mc="http://schemas.openxmlformats.org/markup-compatibility/2006" xmlns:aink="http://schemas.microsoft.com/office/drawing/2016/ink" xmlns:am3d="http://schemas.microsoft.com/office/drawing/2017/model3d" xmlns:o="urn:schemas-microsoft-com:office:office" xmlns:oel="http://schemas.microsoft.com/office/2019/extlst" xmlns:r="http://schemas.openxmlformats.org/officeDocument/2006/relationships" xmlns:m="http://schemas.openxmlformats.org/officeDocument/2006/math" xmlns:v="urn:schemas-microsoft-com:vml" xmlns:wp14="http://schemas.microsoft.com/office/word/2010/wordprocessingDrawing" xmlns:wp="http://schemas.openxmlformats.org/drawingml/2006/wordprocessingDrawing" xmlns:w10="urn:schemas-microsoft-com:office:word" xmlns:w="http://schemas.openxmlformats.org/wordprocessingml/2006/main" xmlns:w14="http://schemas.microsoft.com/office/word/2010/wordml" xmlns:w15="http://schemas.microsoft.com/office/word/2012/wordml" xmlns:w16cex="http://schemas.microsoft.com/office/word/2018/wordml/cex" xmlns:w16cid="http://schemas.microsoft.com/office/word/2016/wordml/cid" xmlns:w16="http://schemas.microsoft.com/office/word/2018/wordml" xmlns:w16du="http://schemas.microsoft.com/office/word/2023/wordml/word16du" xmlns:w16sdtdh="http://schemas.microsoft.com/office/word/2020/wordml/sdtdatahash" xmlns:w16sdtfl="http://schemas.microsoft.com/office/word/2024/wordml/sdtformatlock" xmlns:w16se="http://schemas.microsoft.com/office/word/2015/wordml/symex" xmlns:wpg="http://schemas.microsoft.com/office/word/2010/wordprocessingGroup" xmlns:wpi="http://schemas.microsoft.com/office/word/2010/wordprocessingInk" xmlns:wne="http://schemas.microsoft.com/office/word/2006/wordml" xmlns:wps="http://schemas.microsoft.com/office/word/2010/wordprocessingShape" mc:Ignorable="w14 w15 w16se w16cid w16 w16cex w16sdtdh w16sdtfl w16du wp14">
   <w:p>
     <w:pPr>
       <w:pBdr>
@@ -2402,7 +2425,7 @@
             </wp:anchor>
           </w:drawing>
         </mc:Choice>
-        <mc:Fallback xmlns:sl="http://schemas.openxmlformats.org/schemaLibrary/2006/main" xmlns:a="http://schemas.openxmlformats.org/drawingml/2006/main" xmlns:pic="http://schemas.openxmlformats.org/drawingml/2006/picture" xmlns:c="http://schemas.openxmlformats.org/drawingml/2006/chart" xmlns:lc="http://schemas.openxmlformats.org/drawingml/2006/lockedCanvas" xmlns:dgm="http://schemas.openxmlformats.org/drawingml/2006/diagram" xmlns:w16sdtfl="http://schemas.microsoft.com/office/word/2024/wordml/sdtformatlock" xmlns:w16sdtdh="http://schemas.microsoft.com/office/word/2020/wordml/sdtdatahash" xmlns:w16du="http://schemas.microsoft.com/office/word/2023/wordml/word16du" xmlns:w16="http://schemas.microsoft.com/office/word/2018/wordml" xmlns:w16cid="http://schemas.microsoft.com/office/word/2016/wordml/cid" xmlns:w16cex="http://schemas.microsoft.com/office/word/2018/wordml/cex" xmlns:oel="http://schemas.microsoft.com/office/2019/extlst" xmlns:am3d="http://schemas.microsoft.com/office/drawing/2017/model3d" xmlns:aink="http://schemas.microsoft.com/office/drawing/2016/ink" xmlns:cx8="http://schemas.microsoft.com/office/drawing/2016/5/14/chartex" xmlns:cx7="http://schemas.microsoft.com/office/drawing/2016/5/13/chartex" xmlns:cx6="http://schemas.microsoft.com/office/drawing/2016/5/12/chartex" xmlns:cx5="http://schemas.microsoft.com/office/drawing/2016/5/11/chartex" xmlns:cx4="http://schemas.microsoft.com/office/drawing/2016/5/10/chartex" xmlns:cx3="http://schemas.microsoft.com/office/drawing/2016/5/9/chartex" xmlns:cx2="http://schemas.microsoft.com/office/drawing/2015/10/21/chartex">
+        <mc:Fallback xmlns:dgm="http://schemas.openxmlformats.org/drawingml/2006/diagram" xmlns:lc="http://schemas.openxmlformats.org/drawingml/2006/lockedCanvas" xmlns:c="http://schemas.openxmlformats.org/drawingml/2006/chart" xmlns:pic="http://schemas.openxmlformats.org/drawingml/2006/picture" xmlns:a="http://schemas.openxmlformats.org/drawingml/2006/main" xmlns:sl="http://schemas.openxmlformats.org/schemaLibrary/2006/main">
           <w:drawing>
             <wp:anchor allowOverlap="1" behindDoc="0" distB="0" distT="0" distL="114300" distR="114300" hidden="0" layoutInCell="1" locked="0" relativeHeight="0" simplePos="0">
               <wp:simplePos x="0" y="0"/>
@@ -2469,7 +2492,7 @@
 </file>
 
 <file path=word/numbering.xml><?xml version="1.0" encoding="utf-8"?>
-<w:numbering xmlns:wpc="http://schemas.microsoft.com/office/word/2010/wordprocessingCanvas" xmlns:cx="http://schemas.microsoft.com/office/drawing/2014/chartex" xmlns:cx1="http://schemas.microsoft.com/office/drawing/2015/9/8/chartex" xmlns:mc="http://schemas.openxmlformats.org/markup-compatibility/2006" xmlns:o="urn:schemas-microsoft-com:office:office" xmlns:r="http://schemas.openxmlformats.org/officeDocument/2006/relationships" xmlns:m="http://schemas.openxmlformats.org/officeDocument/2006/math" xmlns:v="urn:schemas-microsoft-com:vml" xmlns:wp14="http://schemas.microsoft.com/office/word/2010/wordprocessingDrawing" xmlns:wp="http://schemas.openxmlformats.org/drawingml/2006/wordprocessingDrawing" xmlns:w10="urn:schemas-microsoft-com:office:word" xmlns:w="http://schemas.openxmlformats.org/wordprocessingml/2006/main" xmlns:w14="http://schemas.microsoft.com/office/word/2010/wordml" xmlns:w15="http://schemas.microsoft.com/office/word/2012/wordml" xmlns:w16se="http://schemas.microsoft.com/office/word/2015/wordml/symex" xmlns:wpg="http://schemas.microsoft.com/office/word/2010/wordprocessingGroup" xmlns:wpi="http://schemas.microsoft.com/office/word/2010/wordprocessingInk" xmlns:wne="http://schemas.microsoft.com/office/word/2006/wordml" xmlns:wps="http://schemas.microsoft.com/office/word/2010/wordprocessingShape" mc:Ignorable="w14 w15 w16se wp14">
+<w:numbering xmlns:wpc="http://schemas.microsoft.com/office/word/2010/wordprocessingCanvas" xmlns:cx="http://schemas.microsoft.com/office/drawing/2014/chartex" xmlns:cx1="http://schemas.microsoft.com/office/drawing/2015/9/8/chartex" xmlns:cx2="http://schemas.microsoft.com/office/drawing/2015/10/21/chartex" xmlns:cx3="http://schemas.microsoft.com/office/drawing/2016/5/9/chartex" xmlns:cx4="http://schemas.microsoft.com/office/drawing/2016/5/10/chartex" xmlns:cx5="http://schemas.microsoft.com/office/drawing/2016/5/11/chartex" xmlns:cx6="http://schemas.microsoft.com/office/drawing/2016/5/12/chartex" xmlns:cx7="http://schemas.microsoft.com/office/drawing/2016/5/13/chartex" xmlns:cx8="http://schemas.microsoft.com/office/drawing/2016/5/14/chartex" xmlns:mc="http://schemas.openxmlformats.org/markup-compatibility/2006" xmlns:aink="http://schemas.microsoft.com/office/drawing/2016/ink" xmlns:am3d="http://schemas.microsoft.com/office/drawing/2017/model3d" xmlns:o="urn:schemas-microsoft-com:office:office" xmlns:oel="http://schemas.microsoft.com/office/2019/extlst" xmlns:r="http://schemas.openxmlformats.org/officeDocument/2006/relationships" xmlns:m="http://schemas.openxmlformats.org/officeDocument/2006/math" xmlns:v="urn:schemas-microsoft-com:vml" xmlns:wp14="http://schemas.microsoft.com/office/word/2010/wordprocessingDrawing" xmlns:wp="http://schemas.openxmlformats.org/drawingml/2006/wordprocessingDrawing" xmlns:w10="urn:schemas-microsoft-com:office:word" xmlns:w="http://schemas.openxmlformats.org/wordprocessingml/2006/main" xmlns:w14="http://schemas.microsoft.com/office/word/2010/wordml" xmlns:w15="http://schemas.microsoft.com/office/word/2012/wordml" xmlns:w16cex="http://schemas.microsoft.com/office/word/2018/wordml/cex" xmlns:w16cid="http://schemas.microsoft.com/office/word/2016/wordml/cid" xmlns:w16="http://schemas.microsoft.com/office/word/2018/wordml" xmlns:w16du="http://schemas.microsoft.com/office/word/2023/wordml/word16du" xmlns:w16sdtdh="http://schemas.microsoft.com/office/word/2020/wordml/sdtdatahash" xmlns:w16sdtfl="http://schemas.microsoft.com/office/word/2024/wordml/sdtformatlock" xmlns:w16se="http://schemas.microsoft.com/office/word/2015/wordml/symex" xmlns:wpg="http://schemas.microsoft.com/office/word/2010/wordprocessingGroup" xmlns:wpi="http://schemas.microsoft.com/office/word/2010/wordprocessingInk" xmlns:wne="http://schemas.microsoft.com/office/word/2006/wordml" xmlns:wps="http://schemas.microsoft.com/office/word/2010/wordprocessingShape" mc:Ignorable="w14 w15 w16se w16cid w16 w16cex w16sdtdh w16sdtfl w16du wp14">
   <w:abstractNum w:abstractNumId="0" w15:restartNumberingAfterBreak="0">
     <w:nsid w:val="08A437DB"/>
     <w:multiLevelType w:val="hybridMultilevel"/>
@@ -3762,47 +3785,47 @@
       </w:rPr>
     </w:lvl>
   </w:abstractNum>
-  <w:num w:numId="1">
+  <w:num w:numId="1" w16cid:durableId="2068066116">
     <w:abstractNumId w:val="8"/>
   </w:num>
-  <w:num w:numId="2">
+  <w:num w:numId="2" w16cid:durableId="2113283363">
     <w:abstractNumId w:val="10"/>
   </w:num>
-  <w:num w:numId="3">
+  <w:num w:numId="3" w16cid:durableId="1094283766">
     <w:abstractNumId w:val="3"/>
   </w:num>
-  <w:num w:numId="4">
+  <w:num w:numId="4" w16cid:durableId="1857041286">
     <w:abstractNumId w:val="1"/>
   </w:num>
-  <w:num w:numId="5">
+  <w:num w:numId="5" w16cid:durableId="1522477107">
     <w:abstractNumId w:val="0"/>
   </w:num>
-  <w:num w:numId="6">
+  <w:num w:numId="6" w16cid:durableId="1424692754">
     <w:abstractNumId w:val="11"/>
   </w:num>
-  <w:num w:numId="7">
+  <w:num w:numId="7" w16cid:durableId="1951470579">
     <w:abstractNumId w:val="7"/>
   </w:num>
-  <w:num w:numId="8">
+  <w:num w:numId="8" w16cid:durableId="632758097">
     <w:abstractNumId w:val="6"/>
   </w:num>
-  <w:num w:numId="9">
+  <w:num w:numId="9" w16cid:durableId="1739598280">
     <w:abstractNumId w:val="4"/>
   </w:num>
-  <w:num w:numId="10">
+  <w:num w:numId="10" w16cid:durableId="615327719">
     <w:abstractNumId w:val="2"/>
   </w:num>
-  <w:num w:numId="11">
+  <w:num w:numId="11" w16cid:durableId="1165048995">
     <w:abstractNumId w:val="5"/>
   </w:num>
-  <w:num w:numId="12">
+  <w:num w:numId="12" w16cid:durableId="1096167767">
     <w:abstractNumId w:val="9"/>
   </w:num>
 </w:numbering>
 </file>
 
 <file path=word/styles.xml><?xml version="1.0" encoding="utf-8"?>
-<w:styles xmlns:mc="http://schemas.openxmlformats.org/markup-compatibility/2006" xmlns:r="http://schemas.openxmlformats.org/officeDocument/2006/relationships" xmlns:w="http://schemas.openxmlformats.org/wordprocessingml/2006/main" xmlns:w14="http://schemas.microsoft.com/office/word/2010/wordml" xmlns:w15="http://schemas.microsoft.com/office/word/2012/wordml" xmlns:w16se="http://schemas.microsoft.com/office/word/2015/wordml/symex" mc:Ignorable="w14 w15 w16se">
+<w:styles xmlns:mc="http://schemas.openxmlformats.org/markup-compatibility/2006" xmlns:r="http://schemas.openxmlformats.org/officeDocument/2006/relationships" xmlns:w="http://schemas.openxmlformats.org/wordprocessingml/2006/main" xmlns:w14="http://schemas.microsoft.com/office/word/2010/wordml" xmlns:w15="http://schemas.microsoft.com/office/word/2012/wordml" xmlns:w16cex="http://schemas.microsoft.com/office/word/2018/wordml/cex" xmlns:w16cid="http://schemas.microsoft.com/office/word/2016/wordml/cid" xmlns:w16="http://schemas.microsoft.com/office/word/2018/wordml" xmlns:w16du="http://schemas.microsoft.com/office/word/2023/wordml/word16du" xmlns:w16sdtdh="http://schemas.microsoft.com/office/word/2020/wordml/sdtdatahash" xmlns:w16sdtfl="http://schemas.microsoft.com/office/word/2024/wordml/sdtformatlock" xmlns:w16se="http://schemas.microsoft.com/office/word/2015/wordml/symex" mc:Ignorable="w14 w15 w16se w16cid w16 w16cex w16sdtdh w16sdtfl w16du">
   <w:docDefaults>
     <w:rPrDefault>
       <w:rPr>
@@ -3818,7 +3841,7 @@
       </w:pPr>
     </w:pPrDefault>
   </w:docDefaults>
-  <w:latentStyles w:defLockedState="0" w:defUIPriority="99" w:defSemiHidden="0" w:defUnhideWhenUsed="0" w:defQFormat="0" w:count="371">
+  <w:latentStyles w:defLockedState="0" w:defUIPriority="99" w:defSemiHidden="0" w:defUnhideWhenUsed="0" w:defQFormat="0" w:count="376">
     <w:lsdException w:name="Normal" w:uiPriority="0" w:qFormat="1"/>
     <w:lsdException w:name="heading 1" w:uiPriority="0" w:qFormat="1"/>
     <w:lsdException w:name="heading 2" w:semiHidden="1" w:uiPriority="0" w:unhideWhenUsed="1" w:qFormat="1"/>
@@ -4190,6 +4213,11 @@
     <w:lsdException w:name="List Table 5 Dark Accent 6" w:uiPriority="50"/>
     <w:lsdException w:name="List Table 6 Colorful Accent 6" w:uiPriority="51"/>
     <w:lsdException w:name="List Table 7 Colorful Accent 6" w:uiPriority="52"/>
+    <w:lsdException w:name="Mention" w:semiHidden="1" w:unhideWhenUsed="1"/>
+    <w:lsdException w:name="Smart Hyperlink" w:semiHidden="1" w:unhideWhenUsed="1"/>
+    <w:lsdException w:name="Hashtag" w:semiHidden="1" w:unhideWhenUsed="1"/>
+    <w:lsdException w:name="Unresolved Mention" w:semiHidden="1" w:unhideWhenUsed="1"/>
+    <w:lsdException w:name="Smart Link" w:semiHidden="1" w:unhideWhenUsed="1"/>
   </w:latentStyles>
   <w:style w:type="paragraph" w:default="1" w:styleId="Normal">
     <w:name w:val="Normal"/>
